--- a/Lab1/Lab1_11TMDT_1150070021_LeNguyenDangKhoa.docx
+++ b/Lab1/Lab1_11TMDT_1150070021_LeNguyenDangKhoa.docx
@@ -1254,6 +1254,348 @@
           <w:rFonts w:ascii="Times New Roman" w:hAnsi="Times New Roman" w:cs="Times New Roman"/>
         </w:rPr>
         <w:t>→ Giảm nguy cơ bị khai thác các lỗ hổng đã được công bố.</w:t>
+      </w:r>
+    </w:p>
+    <w:p>
+      <w:pPr>
+        <w:rPr>
+          <w:rFonts w:ascii="Times New Roman" w:hAnsi="Times New Roman" w:cs="Times New Roman"/>
+        </w:rPr>
+      </w:pPr>
+    </w:p>
+    <w:p>
+      <w:pPr>
+        <w:rPr>
+          <w:rFonts w:ascii="Times New Roman" w:hAnsi="Times New Roman" w:cs="Times New Roman"/>
+        </w:rPr>
+      </w:pPr>
+      <w:r>
+        <w:rPr>
+          <w:rFonts w:ascii="Times New Roman" w:hAnsi="Times New Roman" w:cs="Times New Roman"/>
+        </w:rPr>
+        <w:t>Kết quả đạt được:</w:t>
+      </w:r>
+    </w:p>
+    <w:p>
+      <w:pPr>
+        <w:rPr>
+          <w:rFonts w:ascii="Times New Roman" w:hAnsi="Times New Roman" w:cs="Times New Roman"/>
+        </w:rPr>
+      </w:pPr>
+      <w:r>
+        <w:rPr>
+          <w:rFonts w:ascii="Times New Roman" w:hAnsi="Times New Roman" w:cs="Times New Roman"/>
+        </w:rPr>
+        <w:t>Ubuntu Server hiển thị SSH đang chạy:</w:t>
+      </w:r>
+    </w:p>
+    <w:p>
+      <w:pPr>
+        <w:rPr>
+          <w:rFonts w:ascii="Times New Roman" w:hAnsi="Times New Roman" w:cs="Times New Roman"/>
+        </w:rPr>
+      </w:pPr>
+      <w:r>
+        <w:rPr>
+          <w:rFonts w:ascii="Times New Roman" w:hAnsi="Times New Roman" w:cs="Times New Roman"/>
+        </w:rPr>
+        <w:drawing>
+          <wp:inline distT="0" distB="0" distL="0" distR="0" wp14:anchorId="7BACC71C" wp14:editId="7EDBFAFF">
+            <wp:extent cx="5943600" cy="4153535"/>
+            <wp:effectExtent l="0" t="0" r="0" b="0"/>
+            <wp:docPr id="935164798" name="Hình ảnh 1"/>
+            <wp:cNvGraphicFramePr>
+              <a:graphicFrameLocks xmlns:a="http://schemas.openxmlformats.org/drawingml/2006/main" noChangeAspect="1"/>
+            </wp:cNvGraphicFramePr>
+            <a:graphic xmlns:a="http://schemas.openxmlformats.org/drawingml/2006/main">
+              <a:graphicData uri="http://schemas.openxmlformats.org/drawingml/2006/picture">
+                <pic:pic xmlns:pic="http://schemas.openxmlformats.org/drawingml/2006/picture">
+                  <pic:nvPicPr>
+                    <pic:cNvPr id="935164798" name=""/>
+                    <pic:cNvPicPr/>
+                  </pic:nvPicPr>
+                  <pic:blipFill>
+                    <a:blip r:embed="rId6"/>
+                    <a:stretch>
+                      <a:fillRect/>
+                    </a:stretch>
+                  </pic:blipFill>
+                  <pic:spPr>
+                    <a:xfrm>
+                      <a:off x="0" y="0"/>
+                      <a:ext cx="5943600" cy="4153535"/>
+                    </a:xfrm>
+                    <a:prstGeom prst="rect">
+                      <a:avLst/>
+                    </a:prstGeom>
+                  </pic:spPr>
+                </pic:pic>
+              </a:graphicData>
+            </a:graphic>
+          </wp:inline>
+        </w:drawing>
+      </w:r>
+    </w:p>
+    <w:p>
+      <w:pPr>
+        <w:rPr>
+          <w:rFonts w:ascii="Times New Roman" w:hAnsi="Times New Roman" w:cs="Times New Roman"/>
+        </w:rPr>
+      </w:pPr>
+      <w:r>
+        <w:rPr>
+          <w:rFonts w:ascii="Times New Roman" w:hAnsi="Times New Roman" w:cs="Times New Roman"/>
+        </w:rPr>
+        <w:t>Kali kết nối thành công:</w:t>
+      </w:r>
+    </w:p>
+    <w:p>
+      <w:pPr>
+        <w:rPr>
+          <w:rFonts w:ascii="Times New Roman" w:hAnsi="Times New Roman" w:cs="Times New Roman"/>
+        </w:rPr>
+      </w:pPr>
+      <w:r>
+        <w:rPr>
+          <w:rFonts w:ascii="Times New Roman" w:hAnsi="Times New Roman" w:cs="Times New Roman"/>
+        </w:rPr>
+        <w:lastRenderedPageBreak/>
+        <w:drawing>
+          <wp:inline distT="0" distB="0" distL="0" distR="0" wp14:anchorId="08CB6BD6" wp14:editId="39349710">
+            <wp:extent cx="5943600" cy="4799330"/>
+            <wp:effectExtent l="0" t="0" r="0" b="1270"/>
+            <wp:docPr id="141565293" name="Hình ảnh 1"/>
+            <wp:cNvGraphicFramePr>
+              <a:graphicFrameLocks xmlns:a="http://schemas.openxmlformats.org/drawingml/2006/main" noChangeAspect="1"/>
+            </wp:cNvGraphicFramePr>
+            <a:graphic xmlns:a="http://schemas.openxmlformats.org/drawingml/2006/main">
+              <a:graphicData uri="http://schemas.openxmlformats.org/drawingml/2006/picture">
+                <pic:pic xmlns:pic="http://schemas.openxmlformats.org/drawingml/2006/picture">
+                  <pic:nvPicPr>
+                    <pic:cNvPr id="141565293" name=""/>
+                    <pic:cNvPicPr/>
+                  </pic:nvPicPr>
+                  <pic:blipFill>
+                    <a:blip r:embed="rId7"/>
+                    <a:stretch>
+                      <a:fillRect/>
+                    </a:stretch>
+                  </pic:blipFill>
+                  <pic:spPr>
+                    <a:xfrm>
+                      <a:off x="0" y="0"/>
+                      <a:ext cx="5943600" cy="4799330"/>
+                    </a:xfrm>
+                    <a:prstGeom prst="rect">
+                      <a:avLst/>
+                    </a:prstGeom>
+                  </pic:spPr>
+                </pic:pic>
+              </a:graphicData>
+            </a:graphic>
+          </wp:inline>
+        </w:drawing>
+      </w:r>
+    </w:p>
+    <w:p>
+      <w:pPr>
+        <w:rPr>
+          <w:rFonts w:ascii="Times New Roman" w:hAnsi="Times New Roman" w:cs="Times New Roman"/>
+        </w:rPr>
+      </w:pPr>
+      <w:r>
+        <w:rPr>
+          <w:rFonts w:ascii="Times New Roman" w:hAnsi="Times New Roman" w:cs="Times New Roman"/>
+        </w:rPr>
+        <w:t>Các lệnh đã thực hiện:</w:t>
+      </w:r>
+    </w:p>
+    <w:p>
+      <w:pPr>
+        <w:rPr>
+          <w:rFonts w:ascii="Times New Roman" w:hAnsi="Times New Roman" w:cs="Times New Roman"/>
+        </w:rPr>
+      </w:pPr>
+      <w:r>
+        <w:rPr>
+          <w:rFonts w:ascii="Times New Roman" w:hAnsi="Times New Roman" w:cs="Times New Roman"/>
+        </w:rPr>
+        <w:lastRenderedPageBreak/>
+        <w:drawing>
+          <wp:inline distT="0" distB="0" distL="0" distR="0" wp14:anchorId="3755BE35" wp14:editId="30445926">
+            <wp:extent cx="5943600" cy="3932555"/>
+            <wp:effectExtent l="0" t="0" r="0" b="0"/>
+            <wp:docPr id="1140946372" name="Hình ảnh 1"/>
+            <wp:cNvGraphicFramePr>
+              <a:graphicFrameLocks xmlns:a="http://schemas.openxmlformats.org/drawingml/2006/main" noChangeAspect="1"/>
+            </wp:cNvGraphicFramePr>
+            <a:graphic xmlns:a="http://schemas.openxmlformats.org/drawingml/2006/main">
+              <a:graphicData uri="http://schemas.openxmlformats.org/drawingml/2006/picture">
+                <pic:pic xmlns:pic="http://schemas.openxmlformats.org/drawingml/2006/picture">
+                  <pic:nvPicPr>
+                    <pic:cNvPr id="1140946372" name=""/>
+                    <pic:cNvPicPr/>
+                  </pic:nvPicPr>
+                  <pic:blipFill>
+                    <a:blip r:embed="rId8"/>
+                    <a:stretch>
+                      <a:fillRect/>
+                    </a:stretch>
+                  </pic:blipFill>
+                  <pic:spPr>
+                    <a:xfrm>
+                      <a:off x="0" y="0"/>
+                      <a:ext cx="5943600" cy="3932555"/>
+                    </a:xfrm>
+                    <a:prstGeom prst="rect">
+                      <a:avLst/>
+                    </a:prstGeom>
+                  </pic:spPr>
+                </pic:pic>
+              </a:graphicData>
+            </a:graphic>
+          </wp:inline>
+        </w:drawing>
+      </w:r>
+    </w:p>
+    <w:p>
+      <w:pPr>
+        <w:rPr>
+          <w:rFonts w:ascii="Times New Roman" w:hAnsi="Times New Roman" w:cs="Times New Roman"/>
+        </w:rPr>
+      </w:pPr>
+      <w:r>
+        <w:rPr>
+          <w:rFonts w:ascii="Times New Roman" w:hAnsi="Times New Roman" w:cs="Times New Roman"/>
+        </w:rPr>
+        <w:t>Wireshark với filter:</w:t>
+      </w:r>
+    </w:p>
+    <w:p>
+      <w:pPr>
+        <w:rPr>
+          <w:rFonts w:ascii="Times New Roman" w:hAnsi="Times New Roman" w:cs="Times New Roman"/>
+        </w:rPr>
+      </w:pPr>
+      <w:r>
+        <w:rPr>
+          <w:rFonts w:ascii="Times New Roman" w:hAnsi="Times New Roman" w:cs="Times New Roman"/>
+        </w:rPr>
+        <w:lastRenderedPageBreak/>
+        <w:drawing>
+          <wp:inline distT="0" distB="0" distL="0" distR="0" wp14:anchorId="49A313FA" wp14:editId="56AE9A46">
+            <wp:extent cx="5943600" cy="4297680"/>
+            <wp:effectExtent l="0" t="0" r="0" b="7620"/>
+            <wp:docPr id="1887771982" name="Hình ảnh 1"/>
+            <wp:cNvGraphicFramePr>
+              <a:graphicFrameLocks xmlns:a="http://schemas.openxmlformats.org/drawingml/2006/main" noChangeAspect="1"/>
+            </wp:cNvGraphicFramePr>
+            <a:graphic xmlns:a="http://schemas.openxmlformats.org/drawingml/2006/main">
+              <a:graphicData uri="http://schemas.openxmlformats.org/drawingml/2006/picture">
+                <pic:pic xmlns:pic="http://schemas.openxmlformats.org/drawingml/2006/picture">
+                  <pic:nvPicPr>
+                    <pic:cNvPr id="1887771982" name=""/>
+                    <pic:cNvPicPr/>
+                  </pic:nvPicPr>
+                  <pic:blipFill>
+                    <a:blip r:embed="rId9"/>
+                    <a:stretch>
+                      <a:fillRect/>
+                    </a:stretch>
+                  </pic:blipFill>
+                  <pic:spPr>
+                    <a:xfrm>
+                      <a:off x="0" y="0"/>
+                      <a:ext cx="5943600" cy="4297680"/>
+                    </a:xfrm>
+                    <a:prstGeom prst="rect">
+                      <a:avLst/>
+                    </a:prstGeom>
+                  </pic:spPr>
+                </pic:pic>
+              </a:graphicData>
+            </a:graphic>
+          </wp:inline>
+        </w:drawing>
+      </w:r>
+    </w:p>
+    <w:p>
+      <w:pPr>
+        <w:rPr>
+          <w:rFonts w:ascii="Times New Roman" w:hAnsi="Times New Roman" w:cs="Times New Roman"/>
+          <w:b/>
+          <w:bCs/>
+        </w:rPr>
+      </w:pPr>
+      <w:r>
+        <w:rPr>
+          <w:rFonts w:ascii="Times New Roman" w:hAnsi="Times New Roman" w:cs="Times New Roman"/>
+        </w:rPr>
+        <w:t xml:space="preserve">Wireshark → </w:t>
+      </w:r>
+      <w:r>
+        <w:rPr>
+          <w:rFonts w:ascii="Times New Roman" w:hAnsi="Times New Roman" w:cs="Times New Roman"/>
+          <w:b/>
+          <w:bCs/>
+        </w:rPr>
+        <w:t>Follow → TCP Stream</w:t>
+      </w:r>
+      <w:r>
+        <w:rPr>
+          <w:rFonts w:ascii="Times New Roman" w:hAnsi="Times New Roman" w:cs="Times New Roman"/>
+          <w:b/>
+          <w:bCs/>
+        </w:rPr>
+        <w:t>:</w:t>
+      </w:r>
+    </w:p>
+    <w:p>
+      <w:pPr>
+        <w:rPr>
+          <w:rFonts w:ascii="Times New Roman" w:hAnsi="Times New Roman" w:cs="Times New Roman"/>
+        </w:rPr>
+      </w:pPr>
+      <w:r>
+        <w:rPr>
+          <w:rFonts w:ascii="Times New Roman" w:hAnsi="Times New Roman" w:cs="Times New Roman"/>
+        </w:rPr>
+        <w:lastRenderedPageBreak/>
+        <w:drawing>
+          <wp:inline distT="0" distB="0" distL="0" distR="0" wp14:anchorId="7AF51961" wp14:editId="185B84D8">
+            <wp:extent cx="5943600" cy="4025900"/>
+            <wp:effectExtent l="0" t="0" r="0" b="0"/>
+            <wp:docPr id="432713687" name="Hình ảnh 1"/>
+            <wp:cNvGraphicFramePr>
+              <a:graphicFrameLocks xmlns:a="http://schemas.openxmlformats.org/drawingml/2006/main" noChangeAspect="1"/>
+            </wp:cNvGraphicFramePr>
+            <a:graphic xmlns:a="http://schemas.openxmlformats.org/drawingml/2006/main">
+              <a:graphicData uri="http://schemas.openxmlformats.org/drawingml/2006/picture">
+                <pic:pic xmlns:pic="http://schemas.openxmlformats.org/drawingml/2006/picture">
+                  <pic:nvPicPr>
+                    <pic:cNvPr id="432713687" name=""/>
+                    <pic:cNvPicPr/>
+                  </pic:nvPicPr>
+                  <pic:blipFill>
+                    <a:blip r:embed="rId10"/>
+                    <a:stretch>
+                      <a:fillRect/>
+                    </a:stretch>
+                  </pic:blipFill>
+                  <pic:spPr>
+                    <a:xfrm>
+                      <a:off x="0" y="0"/>
+                      <a:ext cx="5943600" cy="4025900"/>
+                    </a:xfrm>
+                    <a:prstGeom prst="rect">
+                      <a:avLst/>
+                    </a:prstGeom>
+                  </pic:spPr>
+                </pic:pic>
+              </a:graphicData>
+            </a:graphic>
+          </wp:inline>
+        </w:drawing>
       </w:r>
     </w:p>
     <w:sectPr>
